--- a/whitepaper/AgriBridge-White-Paper.docx
+++ b/whitepaper/AgriBridge-White-Paper.docx
@@ -4764,7 +4764,7 @@
                 <w:sz w:val="19"/>
                 <w:szCs w:val="19"/>
               </w:rPr>
-              <w:t xml:space="preserve">A 20-point buffer between the 50% limit and the 80% settlement point, permissionless settlement, the keeper, and the loss cushion before investors.</w:t>
+              <w:t xml:space="preserve">A 30-point buffer between the 50% limit and the 80% settlement point, permissionless settlement, the keeper, and the loss cushion before investors.</w:t>
             </w:r>
           </w:p>
         </w:tc>
